--- a/templates/08-bo-mau-cap-1-2/09-ke-hoach-anm-nam.docx
+++ b/templates/08-bo-mau-cap-1-2/09-ke-hoach-anm-nam.docx
@@ -218,7 +218,7 @@
                 <w:szCs w:val="26"/>
                 <w:highlight w:val="yellow"/>
               </w:rPr>
-              <w:t xml:space="preserve">15</w:t>
+              <w:t xml:space="preserve">16</w:t>
             </w:r>
             <w:r>
               <w:rPr>
@@ -1268,44 +1268,44 @@
                 <w:sz w:val="20"/>
                 <w:szCs w:val="20"/>
               </w:rPr>
+              <w:t xml:space="preserve">Phòng Vận hành hệ thống</w:t>
+            </w:r>
+          </w:p>
+        </w:tc>
+        <w:tc>
+          <w:tcPr>
+            <w:tcW w:type="dxa" w:w="1156"/>
+            <w:tcBorders>
+              <w:top w:val="single" w:color="000000" w:sz="4"/>
+              <w:left w:val="single" w:color="000000" w:sz="4"/>
+              <w:bottom w:val="single" w:color="000000" w:sz="4"/>
+              <w:right w:val="single" w:color="000000" w:sz="4"/>
+            </w:tcBorders>
+            <w:tcMar>
+              <w:top w:type="dxa" w:w="30"/>
+              <w:left w:type="dxa" w:w="70"/>
+              <w:bottom w:type="dxa" w:w="30"/>
+              <w:right w:type="dxa" w:w="70"/>
+            </w:tcMar>
+            <w:vAlign w:val="center"/>
+          </w:tcPr>
+          <w:p>
+            <w:pPr>
+              <w:keepNext w:val="false"/>
+              <w:spacing w:after="0" w:before="0" w:line="240" w:lineRule="auto"/>
+              <w:jc w:val="left"/>
+            </w:pPr>
+            <w:r>
+              <w:rPr>
+                <w:rFonts w:ascii="Times New Roman" w:cs="Times New Roman" w:eastAsia="Times New Roman" w:hAnsi="Times New Roman"/>
+                <w:b w:val="false"/>
+                <w:bCs w:val="false"/>
+                <w:i w:val="false"/>
+                <w:iCs w:val="false"/>
+                <w:sz w:val="20"/>
+                <w:szCs w:val="20"/>
+              </w:rPr>
               <w:t xml:space="preserve">Phòng An ninh mạng</w:t>
-            </w:r>
-          </w:p>
-        </w:tc>
-        <w:tc>
-          <w:tcPr>
-            <w:tcW w:type="dxa" w:w="1156"/>
-            <w:tcBorders>
-              <w:top w:val="single" w:color="000000" w:sz="4"/>
-              <w:left w:val="single" w:color="000000" w:sz="4"/>
-              <w:bottom w:val="single" w:color="000000" w:sz="4"/>
-              <w:right w:val="single" w:color="000000" w:sz="4"/>
-            </w:tcBorders>
-            <w:tcMar>
-              <w:top w:type="dxa" w:w="30"/>
-              <w:left w:type="dxa" w:w="70"/>
-              <w:bottom w:type="dxa" w:w="30"/>
-              <w:right w:type="dxa" w:w="70"/>
-            </w:tcMar>
-            <w:vAlign w:val="center"/>
-          </w:tcPr>
-          <w:p>
-            <w:pPr>
-              <w:keepNext w:val="false"/>
-              <w:spacing w:after="0" w:before="0" w:line="240" w:lineRule="auto"/>
-              <w:jc w:val="left"/>
-            </w:pPr>
-            <w:r>
-              <w:rPr>
-                <w:rFonts w:ascii="Times New Roman" w:cs="Times New Roman" w:eastAsia="Times New Roman" w:hAnsi="Times New Roman"/>
-                <w:b w:val="false"/>
-                <w:bCs w:val="false"/>
-                <w:i w:val="false"/>
-                <w:iCs w:val="false"/>
-                <w:sz w:val="20"/>
-                <w:szCs w:val="20"/>
-              </w:rPr>
-              <w:t xml:space="preserve">Phòng Vận hành hệ thống</w:t>
             </w:r>
           </w:p>
         </w:tc>
